--- a/에듀집_탑재용_필수기준_체크리스트_학습용_웹앱_포털.docx
+++ b/에듀집_탑재용_필수기준_체크리스트_학습용_웹앱_포털.docx
@@ -252,7 +252,7 @@
                 <w:sz w:val="19"/>
                 <w:szCs w:val="19"/>
               </w:rPr>
-              <w:t xml:space="preserve">https://web-portal-ten-roan.vercel.app</w:t>
+              <w:t xml:space="preserve">https://minah-s-digital-platform.web.app</w:t>
             </w:r>
           </w:p>
         </w:tc>
